--- a/tillsyn/A 35257-2026 tillsynsbegäran.docx
+++ b/tillsyn/A 35257-2026 tillsynsbegäran.docx
@@ -22,7 +22,7 @@
       <w:r>
         <w:drawing>
           <wp:inline xmlns:a="http://schemas.openxmlformats.org/drawingml/2006/main" xmlns:pic="http://schemas.openxmlformats.org/drawingml/2006/picture">
-            <wp:extent cx="5486400" cy="3484147"/>
+            <wp:extent cx="5486400" cy="3602925"/>
             <wp:docPr id="1" name="Picture 1"/>
             <wp:cNvGraphicFramePr>
               <a:graphicFrameLocks noChangeAspect="1"/>
@@ -43,7 +43,7 @@
                   <pic:spPr>
                     <a:xfrm>
                       <a:off x="0" y="0"/>
-                      <a:ext cx="5486400" cy="3484147"/>
+                      <a:ext cx="5486400" cy="3602925"/>
                     </a:xfrm>
                     <a:prstGeom prst="rect"/>
                   </pic:spPr>
@@ -65,7 +65,7 @@
     </w:p>
     <w:p>
       <w:r>
-        <w:t>I avverkningsanmälan finns fynd av 1 naturvårdsarter, varav 1 är signalart (S): västlig hakmossa (S). Se Figur 1.</w:t>
+        <w:t>I avverkningsanmälan finns fynd av 2 naturvårdsarter, varav 1 är rödlistad och 1 är signalart (S): sotvaxskivling (NT) och västlig hakmossa (S). Se Figur 1.</w:t>
       </w:r>
     </w:p>
     <w:p>
@@ -97,6 +97,17 @@
     <w:p>
       <w:r>
         <w:t>Nedan följer beskrivningar av de naturvårdsarter och fridlysta arter som har sina livsmiljöer och växtplatser i den avverkningsanmälda skogen. De påträffade naturvårdsarterna är ett tydligt kvitto på att det rör sig om en skog med höga naturvärden.</w:t>
+      </w:r>
+    </w:p>
+    <w:p>
+      <w:r>
+        <w:rPr>
+          <w:b/>
+        </w:rPr>
+        <w:t>Sotvaxskivling (NT)</w:t>
+      </w:r>
+      <w:r>
+        <w:t xml:space="preserve"> bildar mykorrhiza med gran och tall i barrskogar med lång trädkontinuitet. Den totala populationen i landet har minskat och bedöms fortsätta minska till följd av avverkning av äldre barrskogar. Arten har begränsad förmåga att återetablera sig efter slutavverkning eller andra storskaliga skogsbruksåtgärder. Det finns inga indikationer på att den långsiktigt kan etablera eller reproducera sig i skogsbestånd som brukas med trakthyggesmetoder, markberedning, gödsling eller föryngring med förädlat plantmaterial (SLU Artdatabanken, 2026).</w:t>
       </w:r>
     </w:p>
     <w:sectPr>
@@ -227,7 +238,7 @@
     <w:r>
       <w:tab/>
       <w:tab/>
-      <w:t>2026-09-09</w:t>
+      <w:t>2026-09-10</w:t>
       <w:br/>
       <w:br/>
     </w:r>

--- a/tillsyn/A 35257-2026 tillsynsbegäran.docx
+++ b/tillsyn/A 35257-2026 tillsynsbegäran.docx
@@ -238,7 +238,7 @@
     <w:r>
       <w:tab/>
       <w:tab/>
-      <w:t>2026-09-10</w:t>
+      <w:t>2026-09-11</w:t>
       <w:br/>
       <w:br/>
     </w:r>

--- a/tillsyn/A 35257-2026 tillsynsbegäran.docx
+++ b/tillsyn/A 35257-2026 tillsynsbegäran.docx
@@ -238,7 +238,7 @@
     <w:r>
       <w:tab/>
       <w:tab/>
-      <w:t>2026-09-11</w:t>
+      <w:t>2026-09-12</w:t>
       <w:br/>
       <w:br/>
     </w:r>

--- a/tillsyn/A 35257-2026 tillsynsbegäran.docx
+++ b/tillsyn/A 35257-2026 tillsynsbegäran.docx
@@ -238,7 +238,7 @@
     <w:r>
       <w:tab/>
       <w:tab/>
-      <w:t>2026-09-12</w:t>
+      <w:t>2026-09-13</w:t>
       <w:br/>
       <w:br/>
     </w:r>
